--- a/papers/Mensah_DesignLoops_preprint.docx
+++ b/papers/Mensah_DesignLoops_preprint.docx
@@ -12,7 +12,7 @@
           <w:b/>
           <w:sz w:val="30"/>
         </w:rPr>
-        <w:t>Design loops climb their scorer's error: an intervention-based audit for in silico molecular design</w:t>
+        <w:t>Degrading the scoring model made the reported gain 2.4 times larger: an intervention-based audit of in silico design loops</w:t>
       </w:r>
     </w:p>
     <w:p>
